--- a/08/2020131062-202-周亚男-第八次实验报告.docx
+++ b/08/2020131062-202-周亚男-第八次实验报告.docx
@@ -165,7 +165,23 @@
     </w:p>
     <w:p>
       <w:r>
-        <w:t xml:space="preserve">2. 在本地新建目录，并使用 npm init 进行初始化； </w:t>
+        <w:t xml:space="preserve">2. 在本地新建目录，并使用 </w:t>
+      </w:r>
+      <w:proofErr w:type="spellStart"/>
+      <w:r>
+        <w:t>npm</w:t>
+      </w:r>
+      <w:proofErr w:type="spellEnd"/>
+      <w:r>
+        <w:t xml:space="preserve"> </w:t>
+      </w:r>
+      <w:proofErr w:type="spellStart"/>
+      <w:r>
+        <w:t>init</w:t>
+      </w:r>
+      <w:proofErr w:type="spellEnd"/>
+      <w:r>
+        <w:t xml:space="preserve"> 进行初始化； </w:t>
       </w:r>
     </w:p>
     <w:p>
@@ -212,7 +228,15 @@
     </w:p>
     <w:p>
       <w:r>
-        <w:t>3. 安装ethers.js npm install</w:t>
+        <w:t xml:space="preserve">3. 安装ethers.js </w:t>
+      </w:r>
+      <w:proofErr w:type="spellStart"/>
+      <w:r>
+        <w:t>npm</w:t>
+      </w:r>
+      <w:proofErr w:type="spellEnd"/>
+      <w:r>
+        <w:t xml:space="preserve"> install</w:t>
       </w:r>
     </w:p>
     <w:p>
@@ -259,11 +283,6 @@
     </w:p>
     <w:p/>
     <w:p>
-      <w:pPr>
-        <w:rPr>
-          <w:rFonts w:hint="eastAsia"/>
-        </w:rPr>
-      </w:pPr>
       <w:r>
         <w:t xml:space="preserve">4. 使用ethers.js部署一个ERC20合约到以上任意测试链； 要求：ERC20的Name为自己的全名；Symbol为自己名字的缩 写。 </w:t>
       </w:r>
@@ -405,6 +424,7 @@
         </w:rPr>
         <w:t xml:space="preserve"> { </w:t>
       </w:r>
+      <w:proofErr w:type="spellStart"/>
       <w:r>
         <w:rPr>
           <w:rFonts w:ascii="Consolas" w:eastAsia="宋体" w:hAnsi="Consolas" w:cs="宋体"/>
@@ -415,6 +435,7 @@
         </w:rPr>
         <w:t>parseUnits</w:t>
       </w:r>
+      <w:proofErr w:type="spellEnd"/>
       <w:r>
         <w:rPr>
           <w:rFonts w:ascii="Consolas" w:eastAsia="宋体" w:hAnsi="Consolas" w:cs="宋体"/>
@@ -610,6 +631,7 @@
         </w:rPr>
         <w:t xml:space="preserve"> </w:t>
       </w:r>
+      <w:proofErr w:type="spellStart"/>
       <w:r>
         <w:rPr>
           <w:rFonts w:ascii="Consolas" w:eastAsia="宋体" w:hAnsi="Consolas" w:cs="宋体"/>
@@ -620,6 +642,7 @@
         </w:rPr>
         <w:t>apikey</w:t>
       </w:r>
+      <w:proofErr w:type="spellEnd"/>
       <w:r>
         <w:rPr>
           <w:rFonts w:ascii="Consolas" w:eastAsia="宋体" w:hAnsi="Consolas" w:cs="宋体"/>
@@ -638,7 +661,7 @@
           <w:sz w:val="24"/>
           <w:szCs w:val="24"/>
         </w:rPr>
-        <w:t>"4tIczBvEFDOJk-3O0ya0PBwbXQhX7ECl"</w:t>
+        <w:t>""</w:t>
       </w:r>
       <w:r>
         <w:rPr>
@@ -670,6 +693,7 @@
         </w:rPr>
         <w:t>的</w:t>
       </w:r>
+      <w:proofErr w:type="spellStart"/>
       <w:r>
         <w:rPr>
           <w:rFonts w:ascii="Consolas" w:eastAsia="宋体" w:hAnsi="Consolas" w:cs="宋体"/>
@@ -680,6 +704,7 @@
         </w:rPr>
         <w:t>api</w:t>
       </w:r>
+      <w:proofErr w:type="spellEnd"/>
     </w:p>
     <w:p>
       <w:pPr>
@@ -715,6 +740,7 @@
         </w:rPr>
         <w:t xml:space="preserve"> </w:t>
       </w:r>
+      <w:proofErr w:type="spellStart"/>
       <w:r>
         <w:rPr>
           <w:rFonts w:ascii="Consolas" w:eastAsia="宋体" w:hAnsi="Consolas" w:cs="宋体"/>
@@ -725,6 +751,7 @@
         </w:rPr>
         <w:t>private_key</w:t>
       </w:r>
+      <w:proofErr w:type="spellEnd"/>
       <w:r>
         <w:rPr>
           <w:rFonts w:ascii="Consolas" w:eastAsia="宋体" w:hAnsi="Consolas" w:cs="宋体"/>
@@ -768,7 +795,7 @@
           <w:sz w:val="24"/>
           <w:szCs w:val="24"/>
         </w:rPr>
-        <w:t>"418e62e7f126d7b5472a2b5d7c1c9989b1d2bc7cdef548783a0bb29f4832e608"</w:t>
+        <w:t>""</w:t>
       </w:r>
       <w:r>
         <w:rPr>
@@ -788,8 +815,20 @@
           <w:sz w:val="24"/>
           <w:szCs w:val="24"/>
         </w:rPr>
-        <w:t>// metamask</w:t>
-      </w:r>
+        <w:t xml:space="preserve">// </w:t>
+      </w:r>
+      <w:proofErr w:type="spellStart"/>
+      <w:r>
+        <w:rPr>
+          <w:rFonts w:ascii="Consolas" w:eastAsia="宋体" w:hAnsi="Consolas" w:cs="宋体"/>
+          <w:color w:val="6A9955"/>
+          <w:kern w:val="0"/>
+          <w:sz w:val="24"/>
+          <w:szCs w:val="24"/>
+        </w:rPr>
+        <w:t>metamask</w:t>
+      </w:r>
+      <w:proofErr w:type="spellEnd"/>
       <w:r>
         <w:rPr>
           <w:rFonts w:ascii="Consolas" w:eastAsia="宋体" w:hAnsi="Consolas" w:cs="宋体"/>
@@ -845,6 +884,7 @@
         </w:rPr>
         <w:t>读取</w:t>
       </w:r>
+      <w:proofErr w:type="spellStart"/>
       <w:r>
         <w:rPr>
           <w:rFonts w:ascii="Consolas" w:eastAsia="宋体" w:hAnsi="Consolas" w:cs="宋体"/>
@@ -855,6 +895,7 @@
         </w:rPr>
         <w:t>dapp</w:t>
       </w:r>
+      <w:proofErr w:type="spellEnd"/>
     </w:p>
     <w:p>
       <w:pPr>
@@ -890,6 +931,7 @@
         </w:rPr>
         <w:t xml:space="preserve"> </w:t>
       </w:r>
+      <w:proofErr w:type="spellStart"/>
       <w:r>
         <w:rPr>
           <w:rFonts w:ascii="Consolas" w:eastAsia="宋体" w:hAnsi="Consolas" w:cs="宋体"/>
@@ -900,6 +942,7 @@
         </w:rPr>
         <w:t>accountlist</w:t>
       </w:r>
+      <w:proofErr w:type="spellEnd"/>
       <w:r>
         <w:rPr>
           <w:rFonts w:ascii="Consolas" w:eastAsia="宋体" w:hAnsi="Consolas" w:cs="宋体"/>
@@ -910,6 +953,7 @@
         </w:rPr>
         <w:t xml:space="preserve"> = </w:t>
       </w:r>
+      <w:proofErr w:type="spellStart"/>
       <w:r>
         <w:rPr>
           <w:rFonts w:ascii="Consolas" w:eastAsia="宋体" w:hAnsi="Consolas" w:cs="宋体"/>
@@ -940,6 +984,7 @@
         </w:rPr>
         <w:t>readFileSync</w:t>
       </w:r>
+      <w:proofErr w:type="spellEnd"/>
       <w:r>
         <w:rPr>
           <w:rFonts w:ascii="Consolas" w:eastAsia="宋体" w:hAnsi="Consolas" w:cs="宋体"/>
@@ -958,7 +1003,29 @@
           <w:sz w:val="24"/>
           <w:szCs w:val="24"/>
         </w:rPr>
-        <w:t>"./dapp.json"</w:t>
+        <w:t>"./</w:t>
+      </w:r>
+      <w:proofErr w:type="spellStart"/>
+      <w:r>
+        <w:rPr>
+          <w:rFonts w:ascii="Consolas" w:eastAsia="宋体" w:hAnsi="Consolas" w:cs="宋体"/>
+          <w:color w:val="CE9178"/>
+          <w:kern w:val="0"/>
+          <w:sz w:val="24"/>
+          <w:szCs w:val="24"/>
+        </w:rPr>
+        <w:t>dapp.json</w:t>
+      </w:r>
+      <w:proofErr w:type="spellEnd"/>
+      <w:r>
+        <w:rPr>
+          <w:rFonts w:ascii="Consolas" w:eastAsia="宋体" w:hAnsi="Consolas" w:cs="宋体"/>
+          <w:color w:val="CE9178"/>
+          <w:kern w:val="0"/>
+          <w:sz w:val="24"/>
+          <w:szCs w:val="24"/>
+        </w:rPr>
+        <w:t>"</w:t>
       </w:r>
       <w:r>
         <w:rPr>
@@ -1045,6 +1112,7 @@
         </w:rPr>
         <w:t xml:space="preserve"> = </w:t>
       </w:r>
+      <w:proofErr w:type="spellStart"/>
       <w:r>
         <w:rPr>
           <w:rFonts w:ascii="Consolas" w:eastAsia="宋体" w:hAnsi="Consolas" w:cs="宋体"/>
@@ -1075,6 +1143,7 @@
         </w:rPr>
         <w:t>parse</w:t>
       </w:r>
+      <w:proofErr w:type="spellEnd"/>
       <w:r>
         <w:rPr>
           <w:rFonts w:ascii="Consolas" w:eastAsia="宋体" w:hAnsi="Consolas" w:cs="宋体"/>
@@ -1085,6 +1154,7 @@
         </w:rPr>
         <w:t>(</w:t>
       </w:r>
+      <w:proofErr w:type="spellStart"/>
       <w:r>
         <w:rPr>
           <w:rFonts w:ascii="Consolas" w:eastAsia="宋体" w:hAnsi="Consolas" w:cs="宋体"/>
@@ -1095,6 +1165,7 @@
         </w:rPr>
         <w:t>accountlist</w:t>
       </w:r>
+      <w:proofErr w:type="spellEnd"/>
       <w:r>
         <w:rPr>
           <w:rFonts w:ascii="Consolas" w:eastAsia="宋体" w:hAnsi="Consolas" w:cs="宋体"/>
@@ -1300,6 +1371,7 @@
         </w:rPr>
         <w:t xml:space="preserve"> </w:t>
       </w:r>
+      <w:proofErr w:type="spellStart"/>
       <w:r>
         <w:rPr>
           <w:rFonts w:ascii="Consolas" w:eastAsia="宋体" w:hAnsi="Consolas" w:cs="宋体"/>
@@ -1350,6 +1422,7 @@
         </w:rPr>
         <w:t>AlchemyProvider</w:t>
       </w:r>
+      <w:proofErr w:type="spellEnd"/>
       <w:r>
         <w:rPr>
           <w:rFonts w:ascii="Consolas" w:eastAsia="宋体" w:hAnsi="Consolas" w:cs="宋体"/>
@@ -1393,7 +1466,29 @@
           <w:sz w:val="24"/>
           <w:szCs w:val="24"/>
         </w:rPr>
-        <w:t>"maticmum"</w:t>
+        <w:t>"</w:t>
+      </w:r>
+      <w:proofErr w:type="spellStart"/>
+      <w:r>
+        <w:rPr>
+          <w:rFonts w:ascii="Consolas" w:eastAsia="宋体" w:hAnsi="Consolas" w:cs="宋体"/>
+          <w:color w:val="CE9178"/>
+          <w:kern w:val="0"/>
+          <w:sz w:val="24"/>
+          <w:szCs w:val="24"/>
+        </w:rPr>
+        <w:t>maticmum</w:t>
+      </w:r>
+      <w:proofErr w:type="spellEnd"/>
+      <w:r>
+        <w:rPr>
+          <w:rFonts w:ascii="Consolas" w:eastAsia="宋体" w:hAnsi="Consolas" w:cs="宋体"/>
+          <w:color w:val="CE9178"/>
+          <w:kern w:val="0"/>
+          <w:sz w:val="24"/>
+          <w:szCs w:val="24"/>
+        </w:rPr>
+        <w:t>"</w:t>
       </w:r>
       <w:r>
         <w:rPr>
@@ -1430,6 +1525,7 @@
         </w:rPr>
         <w:t xml:space="preserve">    </w:t>
       </w:r>
+      <w:proofErr w:type="spellStart"/>
       <w:r>
         <w:rPr>
           <w:rFonts w:ascii="Consolas" w:eastAsia="宋体" w:hAnsi="Consolas" w:cs="宋体"/>
@@ -1440,6 +1536,7 @@
         </w:rPr>
         <w:t>apikey</w:t>
       </w:r>
+      <w:proofErr w:type="spellEnd"/>
     </w:p>
     <w:p>
       <w:pPr>
@@ -1570,6 +1667,7 @@
         </w:rPr>
         <w:t xml:space="preserve"> </w:t>
       </w:r>
+      <w:proofErr w:type="spellStart"/>
       <w:r>
         <w:rPr>
           <w:rFonts w:ascii="Consolas" w:eastAsia="宋体" w:hAnsi="Consolas" w:cs="宋体"/>
@@ -1600,6 +1698,7 @@
         </w:rPr>
         <w:t>Wallet</w:t>
       </w:r>
+      <w:proofErr w:type="spellEnd"/>
       <w:r>
         <w:rPr>
           <w:rFonts w:ascii="Consolas" w:eastAsia="宋体" w:hAnsi="Consolas" w:cs="宋体"/>
@@ -1610,6 +1709,7 @@
         </w:rPr>
         <w:t>(</w:t>
       </w:r>
+      <w:proofErr w:type="spellStart"/>
       <w:r>
         <w:rPr>
           <w:rFonts w:ascii="Consolas" w:eastAsia="宋体" w:hAnsi="Consolas" w:cs="宋体"/>
@@ -1620,6 +1720,7 @@
         </w:rPr>
         <w:t>private_key</w:t>
       </w:r>
+      <w:proofErr w:type="spellEnd"/>
       <w:r>
         <w:rPr>
           <w:rFonts w:ascii="Consolas" w:eastAsia="宋体" w:hAnsi="Consolas" w:cs="宋体"/>
@@ -1710,6 +1811,7 @@
         </w:rPr>
         <w:t xml:space="preserve"> </w:t>
       </w:r>
+      <w:proofErr w:type="spellStart"/>
       <w:r>
         <w:rPr>
           <w:rFonts w:ascii="Consolas" w:eastAsia="宋体" w:hAnsi="Consolas" w:cs="宋体"/>
@@ -1720,6 +1822,7 @@
         </w:rPr>
         <w:t>abi</w:t>
       </w:r>
+      <w:proofErr w:type="spellEnd"/>
       <w:r>
         <w:rPr>
           <w:rFonts w:ascii="Consolas" w:eastAsia="宋体" w:hAnsi="Consolas" w:cs="宋体"/>
@@ -1750,6 +1853,7 @@
         </w:rPr>
         <w:t xml:space="preserve"> </w:t>
       </w:r>
+      <w:proofErr w:type="spellStart"/>
       <w:r>
         <w:rPr>
           <w:rFonts w:ascii="Consolas" w:eastAsia="宋体" w:hAnsi="Consolas" w:cs="宋体"/>
@@ -1780,6 +1884,7 @@
         </w:rPr>
         <w:t>parse</w:t>
       </w:r>
+      <w:proofErr w:type="spellEnd"/>
       <w:r>
         <w:rPr>
           <w:rFonts w:ascii="Consolas" w:eastAsia="宋体" w:hAnsi="Consolas" w:cs="宋体"/>
@@ -1790,6 +1895,7 @@
         </w:rPr>
         <w:t>(</w:t>
       </w:r>
+      <w:proofErr w:type="spellStart"/>
       <w:r>
         <w:rPr>
           <w:rFonts w:ascii="Consolas" w:eastAsia="宋体" w:hAnsi="Consolas" w:cs="宋体"/>
@@ -1820,6 +1926,7 @@
         </w:rPr>
         <w:t>readFileSync</w:t>
       </w:r>
+      <w:proofErr w:type="spellEnd"/>
       <w:r>
         <w:rPr>
           <w:rFonts w:ascii="Consolas" w:eastAsia="宋体" w:hAnsi="Consolas" w:cs="宋体"/>
@@ -1838,7 +1945,29 @@
           <w:sz w:val="24"/>
           <w:szCs w:val="24"/>
         </w:rPr>
-        <w:t>"./abi.json"</w:t>
+        <w:t>"./</w:t>
+      </w:r>
+      <w:proofErr w:type="spellStart"/>
+      <w:r>
+        <w:rPr>
+          <w:rFonts w:ascii="Consolas" w:eastAsia="宋体" w:hAnsi="Consolas" w:cs="宋体"/>
+          <w:color w:val="CE9178"/>
+          <w:kern w:val="0"/>
+          <w:sz w:val="24"/>
+          <w:szCs w:val="24"/>
+        </w:rPr>
+        <w:t>abi.json</w:t>
+      </w:r>
+      <w:proofErr w:type="spellEnd"/>
+      <w:r>
+        <w:rPr>
+          <w:rFonts w:ascii="Consolas" w:eastAsia="宋体" w:hAnsi="Consolas" w:cs="宋体"/>
+          <w:color w:val="CE9178"/>
+          <w:kern w:val="0"/>
+          <w:sz w:val="24"/>
+          <w:szCs w:val="24"/>
+        </w:rPr>
+        <w:t>"</w:t>
       </w:r>
       <w:r>
         <w:rPr>
@@ -1935,6 +2064,7 @@
         </w:rPr>
         <w:t xml:space="preserve"> </w:t>
       </w:r>
+      <w:proofErr w:type="spellStart"/>
       <w:r>
         <w:rPr>
           <w:rFonts w:ascii="Consolas" w:eastAsia="宋体" w:hAnsi="Consolas" w:cs="宋体"/>
@@ -1965,6 +2095,7 @@
         </w:rPr>
         <w:t>parse</w:t>
       </w:r>
+      <w:proofErr w:type="spellEnd"/>
       <w:r>
         <w:rPr>
           <w:rFonts w:ascii="Consolas" w:eastAsia="宋体" w:hAnsi="Consolas" w:cs="宋体"/>
@@ -1975,6 +2106,7 @@
         </w:rPr>
         <w:t>(</w:t>
       </w:r>
+      <w:proofErr w:type="spellStart"/>
       <w:r>
         <w:rPr>
           <w:rFonts w:ascii="Consolas" w:eastAsia="宋体" w:hAnsi="Consolas" w:cs="宋体"/>
@@ -2005,6 +2137,7 @@
         </w:rPr>
         <w:t>readFileSync</w:t>
       </w:r>
+      <w:proofErr w:type="spellEnd"/>
       <w:r>
         <w:rPr>
           <w:rFonts w:ascii="Consolas" w:eastAsia="宋体" w:hAnsi="Consolas" w:cs="宋体"/>
@@ -2023,7 +2156,29 @@
           <w:sz w:val="24"/>
           <w:szCs w:val="24"/>
         </w:rPr>
-        <w:t>"./bytecode.json"</w:t>
+        <w:t>"./</w:t>
+      </w:r>
+      <w:proofErr w:type="spellStart"/>
+      <w:r>
+        <w:rPr>
+          <w:rFonts w:ascii="Consolas" w:eastAsia="宋体" w:hAnsi="Consolas" w:cs="宋体"/>
+          <w:color w:val="CE9178"/>
+          <w:kern w:val="0"/>
+          <w:sz w:val="24"/>
+          <w:szCs w:val="24"/>
+        </w:rPr>
+        <w:t>bytecode.json</w:t>
+      </w:r>
+      <w:proofErr w:type="spellEnd"/>
+      <w:r>
+        <w:rPr>
+          <w:rFonts w:ascii="Consolas" w:eastAsia="宋体" w:hAnsi="Consolas" w:cs="宋体"/>
+          <w:color w:val="CE9178"/>
+          <w:kern w:val="0"/>
+          <w:sz w:val="24"/>
+          <w:szCs w:val="24"/>
+        </w:rPr>
+        <w:t>"</w:t>
       </w:r>
       <w:r>
         <w:rPr>
@@ -2095,6 +2250,7 @@
         </w:rPr>
         <w:t xml:space="preserve"> </w:t>
       </w:r>
+      <w:proofErr w:type="spellStart"/>
       <w:r>
         <w:rPr>
           <w:rFonts w:ascii="Consolas" w:eastAsia="宋体" w:hAnsi="Consolas" w:cs="宋体"/>
@@ -2105,6 +2261,7 @@
         </w:rPr>
         <w:t>MyToken_factory</w:t>
       </w:r>
+      <w:proofErr w:type="spellEnd"/>
       <w:r>
         <w:rPr>
           <w:rFonts w:ascii="Consolas" w:eastAsia="宋体" w:hAnsi="Consolas" w:cs="宋体"/>
@@ -2155,6 +2312,7 @@
         </w:rPr>
         <w:t xml:space="preserve"> </w:t>
       </w:r>
+      <w:proofErr w:type="spellStart"/>
       <w:r>
         <w:rPr>
           <w:rFonts w:ascii="Consolas" w:eastAsia="宋体" w:hAnsi="Consolas" w:cs="宋体"/>
@@ -2185,6 +2343,7 @@
         </w:rPr>
         <w:t>ContractFactory</w:t>
       </w:r>
+      <w:proofErr w:type="spellEnd"/>
       <w:r>
         <w:rPr>
           <w:rFonts w:ascii="Consolas" w:eastAsia="宋体" w:hAnsi="Consolas" w:cs="宋体"/>
@@ -2220,6 +2379,7 @@
         </w:rPr>
         <w:t xml:space="preserve">    </w:t>
       </w:r>
+      <w:proofErr w:type="spellStart"/>
       <w:r>
         <w:rPr>
           <w:rFonts w:ascii="Consolas" w:eastAsia="宋体" w:hAnsi="Consolas" w:cs="宋体"/>
@@ -2230,6 +2390,7 @@
         </w:rPr>
         <w:t>abi</w:t>
       </w:r>
+      <w:proofErr w:type="spellEnd"/>
       <w:r>
         <w:rPr>
           <w:rFonts w:ascii="Consolas" w:eastAsia="宋体" w:hAnsi="Consolas" w:cs="宋体"/>
@@ -2405,6 +2566,7 @@
         </w:rPr>
         <w:t xml:space="preserve"> </w:t>
       </w:r>
+      <w:proofErr w:type="spellStart"/>
       <w:r>
         <w:rPr>
           <w:rFonts w:ascii="Consolas" w:eastAsia="宋体" w:hAnsi="Consolas" w:cs="宋体"/>
@@ -2415,6 +2577,7 @@
         </w:rPr>
         <w:t>MyToken</w:t>
       </w:r>
+      <w:proofErr w:type="spellEnd"/>
       <w:r>
         <w:rPr>
           <w:rFonts w:ascii="Consolas" w:eastAsia="宋体" w:hAnsi="Consolas" w:cs="宋体"/>
@@ -2445,6 +2608,7 @@
         </w:rPr>
         <w:t xml:space="preserve"> </w:t>
       </w:r>
+      <w:proofErr w:type="spellStart"/>
       <w:r>
         <w:rPr>
           <w:rFonts w:ascii="Consolas" w:eastAsia="宋体" w:hAnsi="Consolas" w:cs="宋体"/>
@@ -2475,6 +2639,7 @@
         </w:rPr>
         <w:t>deploy</w:t>
       </w:r>
+      <w:proofErr w:type="spellEnd"/>
       <w:r>
         <w:rPr>
           <w:rFonts w:ascii="Consolas" w:eastAsia="宋体" w:hAnsi="Consolas" w:cs="宋体"/>
@@ -2545,6 +2710,7 @@
         </w:rPr>
         <w:t xml:space="preserve"> </w:t>
       </w:r>
+      <w:proofErr w:type="spellStart"/>
       <w:r>
         <w:rPr>
           <w:rFonts w:ascii="Consolas" w:eastAsia="宋体" w:hAnsi="Consolas" w:cs="宋体"/>
@@ -2555,6 +2721,7 @@
         </w:rPr>
         <w:t>contract_address</w:t>
       </w:r>
+      <w:proofErr w:type="spellEnd"/>
       <w:r>
         <w:rPr>
           <w:rFonts w:ascii="Consolas" w:eastAsia="宋体" w:hAnsi="Consolas" w:cs="宋体"/>
@@ -2585,6 +2752,7 @@
         </w:rPr>
         <w:t xml:space="preserve"> </w:t>
       </w:r>
+      <w:proofErr w:type="spellStart"/>
       <w:r>
         <w:rPr>
           <w:rFonts w:ascii="Consolas" w:eastAsia="宋体" w:hAnsi="Consolas" w:cs="宋体"/>
@@ -2615,6 +2783,7 @@
         </w:rPr>
         <w:t>address</w:t>
       </w:r>
+      <w:proofErr w:type="spellEnd"/>
       <w:r>
         <w:rPr>
           <w:rFonts w:ascii="Consolas" w:eastAsia="宋体" w:hAnsi="Consolas" w:cs="宋体"/>
@@ -2725,6 +2894,7 @@
         </w:rPr>
         <w:t>${</w:t>
       </w:r>
+      <w:proofErr w:type="spellStart"/>
       <w:r>
         <w:rPr>
           <w:rFonts w:ascii="Consolas" w:eastAsia="宋体" w:hAnsi="Consolas" w:cs="宋体"/>
@@ -2735,6 +2905,7 @@
         </w:rPr>
         <w:t>contract_address</w:t>
       </w:r>
+      <w:proofErr w:type="spellEnd"/>
       <w:r>
         <w:rPr>
           <w:rFonts w:ascii="Consolas" w:eastAsia="宋体" w:hAnsi="Consolas" w:cs="宋体"/>
@@ -3000,6 +3171,7 @@
         </w:rPr>
         <w:t xml:space="preserve"> &lt; </w:t>
       </w:r>
+      <w:proofErr w:type="spellStart"/>
       <w:r>
         <w:rPr>
           <w:rFonts w:ascii="Consolas" w:eastAsia="宋体" w:hAnsi="Consolas" w:cs="宋体"/>
@@ -3030,6 +3202,7 @@
         </w:rPr>
         <w:t>length</w:t>
       </w:r>
+      <w:proofErr w:type="spellEnd"/>
       <w:r>
         <w:rPr>
           <w:rFonts w:ascii="Consolas" w:eastAsia="宋体" w:hAnsi="Consolas" w:cs="宋体"/>
@@ -3230,6 +3403,7 @@
         </w:rPr>
         <w:t xml:space="preserve"> </w:t>
       </w:r>
+      <w:proofErr w:type="spellStart"/>
       <w:r>
         <w:rPr>
           <w:rFonts w:ascii="Consolas" w:eastAsia="宋体" w:hAnsi="Consolas" w:cs="宋体"/>
@@ -3240,6 +3414,7 @@
         </w:rPr>
         <w:t>tx</w:t>
       </w:r>
+      <w:proofErr w:type="spellEnd"/>
       <w:r>
         <w:rPr>
           <w:rFonts w:ascii="Consolas" w:eastAsia="宋体" w:hAnsi="Consolas" w:cs="宋体"/>
@@ -3270,6 +3445,7 @@
         </w:rPr>
         <w:t xml:space="preserve"> </w:t>
       </w:r>
+      <w:proofErr w:type="spellStart"/>
       <w:r>
         <w:rPr>
           <w:rFonts w:ascii="Consolas" w:eastAsia="宋体" w:hAnsi="Consolas" w:cs="宋体"/>
@@ -3300,6 +3476,7 @@
         </w:rPr>
         <w:t>transfer</w:t>
       </w:r>
+      <w:proofErr w:type="spellEnd"/>
       <w:r>
         <w:rPr>
           <w:rFonts w:ascii="Consolas" w:eastAsia="宋体" w:hAnsi="Consolas" w:cs="宋体"/>
@@ -3330,6 +3507,7 @@
         </w:rPr>
         <w:t xml:space="preserve">, </w:t>
       </w:r>
+      <w:proofErr w:type="spellStart"/>
       <w:r>
         <w:rPr>
           <w:rFonts w:ascii="Consolas" w:eastAsia="宋体" w:hAnsi="Consolas" w:cs="宋体"/>
@@ -3340,6 +3518,7 @@
         </w:rPr>
         <w:t>parseUnits</w:t>
       </w:r>
+      <w:proofErr w:type="spellEnd"/>
       <w:r>
         <w:rPr>
           <w:rFonts w:ascii="Consolas" w:eastAsia="宋体" w:hAnsi="Consolas" w:cs="宋体"/>
@@ -3415,6 +3594,7 @@
         </w:rPr>
         <w:t xml:space="preserve"> </w:t>
       </w:r>
+      <w:proofErr w:type="spellStart"/>
       <w:r>
         <w:rPr>
           <w:rFonts w:ascii="Consolas" w:eastAsia="宋体" w:hAnsi="Consolas" w:cs="宋体"/>
@@ -3425,6 +3605,7 @@
         </w:rPr>
         <w:t>tx_hash</w:t>
       </w:r>
+      <w:proofErr w:type="spellEnd"/>
       <w:r>
         <w:rPr>
           <w:rFonts w:ascii="Consolas" w:eastAsia="宋体" w:hAnsi="Consolas" w:cs="宋体"/>
@@ -3435,6 +3616,7 @@
         </w:rPr>
         <w:t xml:space="preserve"> = </w:t>
       </w:r>
+      <w:proofErr w:type="spellStart"/>
       <w:r>
         <w:rPr>
           <w:rFonts w:ascii="Consolas" w:eastAsia="宋体" w:hAnsi="Consolas" w:cs="宋体"/>
@@ -3465,6 +3647,7 @@
         </w:rPr>
         <w:t>hash</w:t>
       </w:r>
+      <w:proofErr w:type="spellEnd"/>
       <w:r>
         <w:rPr>
           <w:rFonts w:ascii="Consolas" w:eastAsia="宋体" w:hAnsi="Consolas" w:cs="宋体"/>
@@ -3513,6 +3696,7 @@
           <w:sz w:val="24"/>
           <w:szCs w:val="24"/>
         </w:rPr>
+        <w:lastRenderedPageBreak/>
         <w:t xml:space="preserve">      </w:t>
       </w:r>
       <w:r>
@@ -3563,7 +3747,29 @@
           <w:sz w:val="24"/>
           <w:szCs w:val="24"/>
         </w:rPr>
-        <w:t xml:space="preserve">`tx </w:t>
+        <w:t>`</w:t>
+      </w:r>
+      <w:proofErr w:type="spellStart"/>
+      <w:r>
+        <w:rPr>
+          <w:rFonts w:ascii="Consolas" w:eastAsia="宋体" w:hAnsi="Consolas" w:cs="宋体"/>
+          <w:color w:val="CE9178"/>
+          <w:kern w:val="0"/>
+          <w:sz w:val="24"/>
+          <w:szCs w:val="24"/>
+        </w:rPr>
+        <w:t>tx</w:t>
+      </w:r>
+      <w:proofErr w:type="spellEnd"/>
+      <w:r>
+        <w:rPr>
+          <w:rFonts w:ascii="Consolas" w:eastAsia="宋体" w:hAnsi="Consolas" w:cs="宋体"/>
+          <w:color w:val="CE9178"/>
+          <w:kern w:val="0"/>
+          <w:sz w:val="24"/>
+          <w:szCs w:val="24"/>
+        </w:rPr>
+        <w:t xml:space="preserve"> </w:t>
       </w:r>
       <w:r>
         <w:rPr>
@@ -3603,7 +3809,29 @@
           <w:sz w:val="24"/>
           <w:szCs w:val="24"/>
         </w:rPr>
-        <w:t xml:space="preserve"> succeed, the tx hash is </w:t>
+        <w:t xml:space="preserve"> succeed, the </w:t>
+      </w:r>
+      <w:proofErr w:type="spellStart"/>
+      <w:r>
+        <w:rPr>
+          <w:rFonts w:ascii="Consolas" w:eastAsia="宋体" w:hAnsi="Consolas" w:cs="宋体"/>
+          <w:color w:val="CE9178"/>
+          <w:kern w:val="0"/>
+          <w:sz w:val="24"/>
+          <w:szCs w:val="24"/>
+        </w:rPr>
+        <w:t>tx</w:t>
+      </w:r>
+      <w:proofErr w:type="spellEnd"/>
+      <w:r>
+        <w:rPr>
+          <w:rFonts w:ascii="Consolas" w:eastAsia="宋体" w:hAnsi="Consolas" w:cs="宋体"/>
+          <w:color w:val="CE9178"/>
+          <w:kern w:val="0"/>
+          <w:sz w:val="24"/>
+          <w:szCs w:val="24"/>
+        </w:rPr>
+        <w:t xml:space="preserve"> hash is </w:t>
       </w:r>
       <w:r>
         <w:rPr>
@@ -3615,6 +3843,7 @@
         </w:rPr>
         <w:t>${</w:t>
       </w:r>
+      <w:proofErr w:type="spellStart"/>
       <w:r>
         <w:rPr>
           <w:rFonts w:ascii="Consolas" w:eastAsia="宋体" w:hAnsi="Consolas" w:cs="宋体"/>
@@ -3625,6 +3854,7 @@
         </w:rPr>
         <w:t>tx_hash</w:t>
       </w:r>
+      <w:proofErr w:type="spellEnd"/>
       <w:r>
         <w:rPr>
           <w:rFonts w:ascii="Consolas" w:eastAsia="宋体" w:hAnsi="Consolas" w:cs="宋体"/>
@@ -3875,6 +4105,7 @@
         </w:rPr>
         <w:t>掌握对</w:t>
       </w:r>
+      <w:proofErr w:type="spellStart"/>
       <w:r>
         <w:rPr>
           <w:rFonts w:ascii="Consolas" w:eastAsia="宋体" w:hAnsi="Consolas" w:cs="宋体"/>
@@ -3885,6 +4116,7 @@
         </w:rPr>
         <w:t>ethersjs</w:t>
       </w:r>
+      <w:proofErr w:type="spellEnd"/>
       <w:r>
         <w:rPr>
           <w:rFonts w:ascii="Consolas" w:eastAsia="宋体" w:hAnsi="Consolas" w:cs="宋体"/>
@@ -4268,7 +4500,95 @@
           <w:sz w:val="24"/>
           <w:szCs w:val="24"/>
         </w:rPr>
-        <w:t>const abi = JSON.parse(fs.readFileSync("../dapp.json"));</w:t>
+        <w:t xml:space="preserve">const </w:t>
+      </w:r>
+      <w:proofErr w:type="spellStart"/>
+      <w:r>
+        <w:rPr>
+          <w:rFonts w:ascii="Consolas" w:eastAsia="宋体" w:hAnsi="Consolas" w:cs="宋体"/>
+          <w:color w:val="6A9955"/>
+          <w:kern w:val="0"/>
+          <w:sz w:val="24"/>
+          <w:szCs w:val="24"/>
+        </w:rPr>
+        <w:t>abi</w:t>
+      </w:r>
+      <w:proofErr w:type="spellEnd"/>
+      <w:r>
+        <w:rPr>
+          <w:rFonts w:ascii="Consolas" w:eastAsia="宋体" w:hAnsi="Consolas" w:cs="宋体"/>
+          <w:color w:val="6A9955"/>
+          <w:kern w:val="0"/>
+          <w:sz w:val="24"/>
+          <w:szCs w:val="24"/>
+        </w:rPr>
+        <w:t xml:space="preserve"> = </w:t>
+      </w:r>
+      <w:proofErr w:type="spellStart"/>
+      <w:r>
+        <w:rPr>
+          <w:rFonts w:ascii="Consolas" w:eastAsia="宋体" w:hAnsi="Consolas" w:cs="宋体"/>
+          <w:color w:val="6A9955"/>
+          <w:kern w:val="0"/>
+          <w:sz w:val="24"/>
+          <w:szCs w:val="24"/>
+        </w:rPr>
+        <w:t>JSON.parse</w:t>
+      </w:r>
+      <w:proofErr w:type="spellEnd"/>
+      <w:r>
+        <w:rPr>
+          <w:rFonts w:ascii="Consolas" w:eastAsia="宋体" w:hAnsi="Consolas" w:cs="宋体"/>
+          <w:color w:val="6A9955"/>
+          <w:kern w:val="0"/>
+          <w:sz w:val="24"/>
+          <w:szCs w:val="24"/>
+        </w:rPr>
+        <w:t>(</w:t>
+      </w:r>
+      <w:proofErr w:type="spellStart"/>
+      <w:r>
+        <w:rPr>
+          <w:rFonts w:ascii="Consolas" w:eastAsia="宋体" w:hAnsi="Consolas" w:cs="宋体"/>
+          <w:color w:val="6A9955"/>
+          <w:kern w:val="0"/>
+          <w:sz w:val="24"/>
+          <w:szCs w:val="24"/>
+        </w:rPr>
+        <w:t>fs.readFileSync</w:t>
+      </w:r>
+      <w:proofErr w:type="spellEnd"/>
+      <w:r>
+        <w:rPr>
+          <w:rFonts w:ascii="Consolas" w:eastAsia="宋体" w:hAnsi="Consolas" w:cs="宋体"/>
+          <w:color w:val="6A9955"/>
+          <w:kern w:val="0"/>
+          <w:sz w:val="24"/>
+          <w:szCs w:val="24"/>
+        </w:rPr>
+        <w:t>("../</w:t>
+      </w:r>
+      <w:proofErr w:type="spellStart"/>
+      <w:r>
+        <w:rPr>
+          <w:rFonts w:ascii="Consolas" w:eastAsia="宋体" w:hAnsi="Consolas" w:cs="宋体"/>
+          <w:color w:val="6A9955"/>
+          <w:kern w:val="0"/>
+          <w:sz w:val="24"/>
+          <w:szCs w:val="24"/>
+        </w:rPr>
+        <w:t>dapp.json</w:t>
+      </w:r>
+      <w:proofErr w:type="spellEnd"/>
+      <w:r>
+        <w:rPr>
+          <w:rFonts w:ascii="Consolas" w:eastAsia="宋体" w:hAnsi="Consolas" w:cs="宋体"/>
+          <w:color w:val="6A9955"/>
+          <w:kern w:val="0"/>
+          <w:sz w:val="24"/>
+          <w:szCs w:val="24"/>
+        </w:rPr>
+        <w:t>"));</w:t>
       </w:r>
     </w:p>
     <w:p>
@@ -4428,7 +4748,51 @@
           <w:sz w:val="24"/>
           <w:szCs w:val="24"/>
         </w:rPr>
-        <w:t>const factory = new utils.ContractFactory(abi, bytecode, wallet);</w:t>
+        <w:t xml:space="preserve">const factory = new </w:t>
+      </w:r>
+      <w:proofErr w:type="spellStart"/>
+      <w:r>
+        <w:rPr>
+          <w:rFonts w:ascii="Consolas" w:eastAsia="宋体" w:hAnsi="Consolas" w:cs="宋体"/>
+          <w:color w:val="6A9955"/>
+          <w:kern w:val="0"/>
+          <w:sz w:val="24"/>
+          <w:szCs w:val="24"/>
+        </w:rPr>
+        <w:t>utils.ContractFactory</w:t>
+      </w:r>
+      <w:proofErr w:type="spellEnd"/>
+      <w:r>
+        <w:rPr>
+          <w:rFonts w:ascii="Consolas" w:eastAsia="宋体" w:hAnsi="Consolas" w:cs="宋体"/>
+          <w:color w:val="6A9955"/>
+          <w:kern w:val="0"/>
+          <w:sz w:val="24"/>
+          <w:szCs w:val="24"/>
+        </w:rPr>
+        <w:t>(</w:t>
+      </w:r>
+      <w:proofErr w:type="spellStart"/>
+      <w:r>
+        <w:rPr>
+          <w:rFonts w:ascii="Consolas" w:eastAsia="宋体" w:hAnsi="Consolas" w:cs="宋体"/>
+          <w:color w:val="6A9955"/>
+          <w:kern w:val="0"/>
+          <w:sz w:val="24"/>
+          <w:szCs w:val="24"/>
+        </w:rPr>
+        <w:t>abi</w:t>
+      </w:r>
+      <w:proofErr w:type="spellEnd"/>
+      <w:r>
+        <w:rPr>
+          <w:rFonts w:ascii="Consolas" w:eastAsia="宋体" w:hAnsi="Consolas" w:cs="宋体"/>
+          <w:color w:val="6A9955"/>
+          <w:kern w:val="0"/>
+          <w:sz w:val="24"/>
+          <w:szCs w:val="24"/>
+        </w:rPr>
+        <w:t>, bytecode, wallet);</w:t>
       </w:r>
     </w:p>
     <w:p>
@@ -4495,15 +4859,27 @@
           <w:szCs w:val="24"/>
         </w:rPr>
       </w:pPr>
-      <w:r>
-        <w:rPr>
-          <w:rFonts w:ascii="Consolas" w:eastAsia="宋体" w:hAnsi="Consolas" w:cs="宋体"/>
-          <w:color w:val="6A9955"/>
-          <w:kern w:val="0"/>
-          <w:sz w:val="24"/>
-          <w:szCs w:val="24"/>
-        </w:rPr>
-        <w:t>factory.deploy('My ERC20 Token', 'MET', 18)</w:t>
+      <w:proofErr w:type="spellStart"/>
+      <w:r>
+        <w:rPr>
+          <w:rFonts w:ascii="Consolas" w:eastAsia="宋体" w:hAnsi="Consolas" w:cs="宋体"/>
+          <w:color w:val="6A9955"/>
+          <w:kern w:val="0"/>
+          <w:sz w:val="24"/>
+          <w:szCs w:val="24"/>
+        </w:rPr>
+        <w:t>factory.deploy</w:t>
+      </w:r>
+      <w:proofErr w:type="spellEnd"/>
+      <w:r>
+        <w:rPr>
+          <w:rFonts w:ascii="Consolas" w:eastAsia="宋体" w:hAnsi="Consolas" w:cs="宋体"/>
+          <w:color w:val="6A9955"/>
+          <w:kern w:val="0"/>
+          <w:sz w:val="24"/>
+          <w:szCs w:val="24"/>
+        </w:rPr>
+        <w:t>('My ERC20 Token', 'MET', 18)</w:t>
       </w:r>
     </w:p>
     <w:p>
@@ -4588,7 +4964,29 @@
           <w:sz w:val="24"/>
           <w:szCs w:val="24"/>
         </w:rPr>
-        <w:t>    console.log('Contract deployed at:', contract.address);</w:t>
+        <w:t xml:space="preserve">    console.log('Contract deployed at:', </w:t>
+      </w:r>
+      <w:proofErr w:type="spellStart"/>
+      <w:r>
+        <w:rPr>
+          <w:rFonts w:ascii="Consolas" w:eastAsia="宋体" w:hAnsi="Consolas" w:cs="宋体"/>
+          <w:color w:val="6A9955"/>
+          <w:kern w:val="0"/>
+          <w:sz w:val="24"/>
+          <w:szCs w:val="24"/>
+        </w:rPr>
+        <w:t>contract.address</w:t>
+      </w:r>
+      <w:proofErr w:type="spellEnd"/>
+      <w:r>
+        <w:rPr>
+          <w:rFonts w:ascii="Consolas" w:eastAsia="宋体" w:hAnsi="Consolas" w:cs="宋体"/>
+          <w:color w:val="6A9955"/>
+          <w:kern w:val="0"/>
+          <w:sz w:val="24"/>
+          <w:szCs w:val="24"/>
+        </w:rPr>
+        <w:t>);</w:t>
       </w:r>
     </w:p>
     <w:p>
@@ -4683,7 +5081,29 @@
           <w:sz w:val="24"/>
           <w:szCs w:val="24"/>
         </w:rPr>
-        <w:t>    const addresses = require('./addresses.json');</w:t>
+        <w:t>    const addresses = require('./</w:t>
+      </w:r>
+      <w:proofErr w:type="spellStart"/>
+      <w:r>
+        <w:rPr>
+          <w:rFonts w:ascii="Consolas" w:eastAsia="宋体" w:hAnsi="Consolas" w:cs="宋体"/>
+          <w:color w:val="6A9955"/>
+          <w:kern w:val="0"/>
+          <w:sz w:val="24"/>
+          <w:szCs w:val="24"/>
+        </w:rPr>
+        <w:t>addresses.json</w:t>
+      </w:r>
+      <w:proofErr w:type="spellEnd"/>
+      <w:r>
+        <w:rPr>
+          <w:rFonts w:ascii="Consolas" w:eastAsia="宋体" w:hAnsi="Consolas" w:cs="宋体"/>
+          <w:color w:val="6A9955"/>
+          <w:kern w:val="0"/>
+          <w:sz w:val="24"/>
+          <w:szCs w:val="24"/>
+        </w:rPr>
+        <w:t>');</w:t>
       </w:r>
     </w:p>
     <w:p>
@@ -4838,33 +5258,77 @@
           <w:sz w:val="24"/>
           <w:szCs w:val="24"/>
         </w:rPr>
+        <w:t xml:space="preserve">      </w:t>
+      </w:r>
+      <w:proofErr w:type="spellStart"/>
+      <w:r>
+        <w:rPr>
+          <w:rFonts w:ascii="Consolas" w:eastAsia="宋体" w:hAnsi="Consolas" w:cs="宋体"/>
+          <w:color w:val="6A9955"/>
+          <w:kern w:val="0"/>
+          <w:sz w:val="24"/>
+          <w:szCs w:val="24"/>
+        </w:rPr>
+        <w:t>contract.transfer</w:t>
+      </w:r>
+      <w:proofErr w:type="spellEnd"/>
+      <w:r>
+        <w:rPr>
+          <w:rFonts w:ascii="Consolas" w:eastAsia="宋体" w:hAnsi="Consolas" w:cs="宋体"/>
+          <w:color w:val="6A9955"/>
+          <w:kern w:val="0"/>
+          <w:sz w:val="24"/>
+          <w:szCs w:val="24"/>
+        </w:rPr>
+        <w:t>(address, 201)</w:t>
+      </w:r>
+    </w:p>
+    <w:p>
+      <w:pPr>
+        <w:widowControl/>
+        <w:shd w:val="clear" w:color="auto" w:fill="1E1E1E"/>
+        <w:spacing w:line="315" w:lineRule="atLeast"/>
+        <w:jc w:val="left"/>
+        <w:rPr>
+          <w:rFonts w:ascii="Consolas" w:eastAsia="宋体" w:hAnsi="Consolas" w:cs="宋体"/>
+          <w:color w:val="D4D4D4"/>
+          <w:kern w:val="0"/>
+          <w:sz w:val="24"/>
+          <w:szCs w:val="24"/>
+        </w:rPr>
+      </w:pPr>
+      <w:r>
+        <w:rPr>
+          <w:rFonts w:ascii="Consolas" w:eastAsia="宋体" w:hAnsi="Consolas" w:cs="宋体"/>
+          <w:color w:val="6A9955"/>
+          <w:kern w:val="0"/>
+          <w:sz w:val="24"/>
+          <w:szCs w:val="24"/>
+        </w:rPr>
         <w:lastRenderedPageBreak/>
-        <w:t>      contract.transfer(address, 201)</w:t>
-      </w:r>
-    </w:p>
-    <w:p>
-      <w:pPr>
-        <w:widowControl/>
-        <w:shd w:val="clear" w:color="auto" w:fill="1E1E1E"/>
-        <w:spacing w:line="315" w:lineRule="atLeast"/>
-        <w:jc w:val="left"/>
-        <w:rPr>
-          <w:rFonts w:ascii="Consolas" w:eastAsia="宋体" w:hAnsi="Consolas" w:cs="宋体"/>
-          <w:color w:val="D4D4D4"/>
-          <w:kern w:val="0"/>
-          <w:sz w:val="24"/>
-          <w:szCs w:val="24"/>
-        </w:rPr>
-      </w:pPr>
-      <w:r>
-        <w:rPr>
-          <w:rFonts w:ascii="Consolas" w:eastAsia="宋体" w:hAnsi="Consolas" w:cs="宋体"/>
-          <w:color w:val="6A9955"/>
-          <w:kern w:val="0"/>
-          <w:sz w:val="24"/>
-          <w:szCs w:val="24"/>
-        </w:rPr>
-        <w:t>        .then((tx) =&gt; {</w:t>
+        <w:t>        .then((</w:t>
+      </w:r>
+      <w:proofErr w:type="spellStart"/>
+      <w:r>
+        <w:rPr>
+          <w:rFonts w:ascii="Consolas" w:eastAsia="宋体" w:hAnsi="Consolas" w:cs="宋体"/>
+          <w:color w:val="6A9955"/>
+          <w:kern w:val="0"/>
+          <w:sz w:val="24"/>
+          <w:szCs w:val="24"/>
+        </w:rPr>
+        <w:t>tx</w:t>
+      </w:r>
+      <w:proofErr w:type="spellEnd"/>
+      <w:r>
+        <w:rPr>
+          <w:rFonts w:ascii="Consolas" w:eastAsia="宋体" w:hAnsi="Consolas" w:cs="宋体"/>
+          <w:color w:val="6A9955"/>
+          <w:kern w:val="0"/>
+          <w:sz w:val="24"/>
+          <w:szCs w:val="24"/>
+        </w:rPr>
+        <w:t>) =&gt; {</w:t>
       </w:r>
     </w:p>
     <w:p>
@@ -4934,7 +5398,29 @@
           <w:sz w:val="24"/>
           <w:szCs w:val="24"/>
         </w:rPr>
-        <w:t>          console.log('Sent 201 tokens to', address, 'with transaction hash:', tx.hash);</w:t>
+        <w:t xml:space="preserve">          console.log('Sent 201 tokens to', address, 'with transaction hash:', </w:t>
+      </w:r>
+      <w:proofErr w:type="spellStart"/>
+      <w:r>
+        <w:rPr>
+          <w:rFonts w:ascii="Consolas" w:eastAsia="宋体" w:hAnsi="Consolas" w:cs="宋体"/>
+          <w:color w:val="6A9955"/>
+          <w:kern w:val="0"/>
+          <w:sz w:val="24"/>
+          <w:szCs w:val="24"/>
+        </w:rPr>
+        <w:t>tx.hash</w:t>
+      </w:r>
+      <w:proofErr w:type="spellEnd"/>
+      <w:r>
+        <w:rPr>
+          <w:rFonts w:ascii="Consolas" w:eastAsia="宋体" w:hAnsi="Consolas" w:cs="宋体"/>
+          <w:color w:val="6A9955"/>
+          <w:kern w:val="0"/>
+          <w:sz w:val="24"/>
+          <w:szCs w:val="24"/>
+        </w:rPr>
+        <w:t>);</w:t>
       </w:r>
     </w:p>
     <w:p>
@@ -5110,19 +5596,50 @@
       </w:r>
     </w:p>
     <w:p>
-      <w:pPr>
+      <w:proofErr w:type="spellStart"/>
+      <w:r>
+        <w:t>E</w:t>
+      </w:r>
+      <w:r>
         <w:rPr>
           <w:rFonts w:hint="eastAsia"/>
         </w:rPr>
-      </w:pPr>
-      <w:r>
-        <w:t>E</w:t>
-      </w:r>
+        <w:t>therjs</w:t>
+      </w:r>
+      <w:proofErr w:type="spellEnd"/>
       <w:r>
         <w:rPr>
           <w:rFonts w:hint="eastAsia"/>
         </w:rPr>
-        <w:t>therjs大概知道有什么方法了 但是很多api还是不知道，可能是js不是很熟练。</w:t>
+        <w:t>大概知道有什么方法了 但是很多</w:t>
+      </w:r>
+      <w:proofErr w:type="spellStart"/>
+      <w:r>
+        <w:rPr>
+          <w:rFonts w:hint="eastAsia"/>
+        </w:rPr>
+        <w:t>api</w:t>
+      </w:r>
+      <w:proofErr w:type="spellEnd"/>
+      <w:r>
+        <w:rPr>
+          <w:rFonts w:hint="eastAsia"/>
+        </w:rPr>
+        <w:t>还是不知道，可能是</w:t>
+      </w:r>
+      <w:proofErr w:type="spellStart"/>
+      <w:r>
+        <w:rPr>
+          <w:rFonts w:hint="eastAsia"/>
+        </w:rPr>
+        <w:t>js</w:t>
+      </w:r>
+      <w:proofErr w:type="spellEnd"/>
+      <w:r>
+        <w:rPr>
+          <w:rFonts w:hint="eastAsia"/>
+        </w:rPr>
+        <w:t>不是很熟练。</w:t>
       </w:r>
     </w:p>
     <w:sectPr>
